--- a/presentation/VoiceRiders-Speaker-Scripts.docx
+++ b/presentation/VoiceRiders-Speaker-Scripts.docx
@@ -472,7 +472,7 @@
           <w:color w:val="555F70"/>
           <w:sz w:val="22"/>
         </w:rPr>
-        <w:t>Slide on screen: Competing Market.  Time: 60 seconds.</w:t>
+        <w:t>Slide on screen: Competing Market table.  Time: 60 seconds.</w:t>
       </w:r>
     </w:p>
     <w:p>
@@ -497,19 +497,65 @@
         <w:t>"I'm Jai, and this is where VoiceRiders sits compared to what already exists.</w:t>
         <w:br/>
         <w:br/>
-        <w:t>Siri and Google Assistant are general-purpose. They need a wake word, they are not tuned for wind or engine noise, and they cannot play a track by its number in a playlist.</w:t>
+        <w:t>The mainstream assistants — Siri and Google — need a wake word, they are not tuned for wind or engine noise, and they cannot play a track by its number.</w:t>
         <w:br/>
         <w:br/>
-        <w:t>Spotify's own in-app voice control also needs the app open and a wake word, and it is built around search rather than playback control while riding.</w:t>
+        <w:t>The motorcycle manufacturers have their own systems. Honda's Smartphone Voice Control, on selected models, lets you control your phone by voice through a helmet headset. Harley's Boom! Box does something similar on touring bikes. But both need a specific motorcycle, and both hand the actual recognition to your phone's assistant. Helmet intercoms from Cardo and Sena have voice commands, but only for talking to other riders and basic media transport — next, previous, volume.</w:t>
         <w:br/>
         <w:br/>
-        <w:t>Android Auto and car head units solve this very well — but for cars. They need a head unit and a screen, which a motorcycle does not have.</w:t>
+        <w:t>Bluetooth media buttons are hands-free too, but you cannot say 'play song number seven'.</w:t>
         <w:br/>
         <w:br/>
-        <w:t>Bluetooth media buttons are genuinely hands-free, but all they can do is next, previous and volume. You cannot say 'play song number seven'.</w:t>
-        <w:br/>
-        <w:br/>
-        <w:t>So the combination we built — no wake word, noise-aware behaviour, song-number navigation, and confidence-gated recovery from bad transcripts — is not available today in one product. That is our contribution."</w:t>
+        <w:t>So the gap is the combination: no wake word, noise-aware behaviour, song-number navigation, and recognition that runs inside the app — on any phone, on any bike, with no extra hardware."</w:t>
+      </w:r>
+    </w:p>
+    <w:p>
+      <w:pPr>
+        <w:spacing w:before="160" w:after="80"/>
+      </w:pPr>
+      <w:r>
+        <w:rPr>
+          <w:b/>
+          <w:color w:val="148C3E"/>
+          <w:sz w:val="22"/>
+        </w:rPr>
+        <w:t>Key points if asked</w:t>
+      </w:r>
+    </w:p>
+    <w:p>
+      <w:pPr>
+        <w:pStyle w:val="ListBullet"/>
+        <w:spacing w:after="40"/>
+      </w:pPr>
+      <w:r>
+        <w:rPr>
+          <w:sz w:val="21"/>
+        </w:rPr>
+        <w:t>Honda and Harley systems are tied to specific models and still rely on the phone assistant for speech.</w:t>
+      </w:r>
+    </w:p>
+    <w:p>
+      <w:pPr>
+        <w:pStyle w:val="ListBullet"/>
+        <w:spacing w:after="40"/>
+      </w:pPr>
+      <w:r>
+        <w:rPr>
+          <w:sz w:val="21"/>
+        </w:rPr>
+        <w:t>Intercom systems (Cardo, Sena) only cover intercom plus play/pause/next/volume.</w:t>
+      </w:r>
+    </w:p>
+    <w:p>
+      <w:pPr>
+        <w:pStyle w:val="ListBullet"/>
+        <w:spacing w:after="40"/>
+      </w:pPr>
+      <w:r>
+        <w:rPr>
+          <w:sz w:val="21"/>
+        </w:rPr>
+        <w:t>VoiceRiders needs no extra hardware beyond a phone and any headset, and it works offline.</w:t>
       </w:r>
     </w:p>
     <w:p>

--- a/presentation/VoiceRiders-Speaker-Scripts.docx
+++ b/presentation/VoiceRiders-Speaker-Scripts.docx
@@ -506,7 +506,7 @@
         <w:t>Bluetooth media buttons are hands-free too, but you cannot say 'play song number seven'.</w:t>
         <w:br/>
         <w:br/>
-        <w:t>So the gap is the combination: no wake word, noise-aware behaviour, song-number navigation, and recognition that runs inside the app — on any phone, on any bike, with no extra hardware."</w:t>
+        <w:t>So the gap is the combination: no wake word, noise-aware behaviour, and recognition that runs inside the app — on any phone, on any bike, with no extra hardware."</w:t>
       </w:r>
     </w:p>
     <w:p>
@@ -603,7 +603,7 @@
         <w:t>"I'm Praveen, and this is what actually runs today.</w:t>
         <w:br/>
         <w:br/>
-        <w:t>We have a working Android app. The rider logs into their own Spotify account using OAuth with PKCE — no client secret is ever stored. Playlists load with real track counts, and every track is numbered, so 'play song number seven' resolves to the correct track.</w:t>
+        <w:t>We have a working Android app. The rider logs into their own Spotify account using OAuth with PKCE — no client secret is ever stored. Any song can be played by name: say "play believer" and it searches Spotify and starts the most popular match; say "believer by imagine dragons" and it pins the artist.</w:t>
         <w:br/>
         <w:br/>
         <w:t>Playback control works: play, pause, resume, next, previous and volume.</w:t>
